--- a/중국어_대화문/5부_docx/5부_01화_베이징의_첫_벽.docx
+++ b/중국어_대화문/5부_docx/5부_01화_베이징의_첫_벽.docx
@@ -47,7 +47,7 @@
     </w:p>
     <w:p>
       <w:r>
-        <w:t>(他把随身的黑色手提箱放在桌上，打开，先拿出一只用旧毛巾裹着的东西，一层一层打开，是那只缺口在左边的白瓷杯。他拉开最下面的抽屉，里面是空的，还留着樟脑丸的味道。他把杯子放进去，又把箱子里一沓对折的信纸放在杯子下面，轻轻推上抽屉，没有锁。)</w:t>
+        <w:t>(他把随身的黑色手提箱放在桌上，打开，先拿出一只用旧毛巾裹着的东西，一层一层打开，是那只缺口在左边的白瓷杯。他拉开最下面的抽屉，里面是空的，还留着樟脑丸的味道。他先把箱子里一沓对折的信纸放进去，再把杯子端端正正放在信纸上面，轻轻推上抽屉，没有锁。)</w:t>
       </w:r>
     </w:p>
     <w:p>
@@ -1885,7 +1885,7 @@
         <w:t>沈知远:</w:t>
       </w:r>
       <w:r>
-        <w:t xml:space="preserve"> 不是早就知道，是早就想过。(把回执单对折，放进文件夹) 我们做对了一件事，今天开始，这份申请单有了日期，有了文号，有了章。五个工作日，是下周三。如果下周三没有书面答复，按我们自己写的那一句，“视为拒绝”。</w:t>
+        <w:t xml:space="preserve"> 不是早就知道，是早就想过。(把回执单对折，放进文件夹) 我们做对了一件事，今天开始，这份申请单有了日期，有了文号，有了章。五个工作日，是下周五。如果下周五没有书面答复，按我们自己写的那一句，“视为拒绝”。</w:t>
       </w:r>
     </w:p>
     <w:p>
